--- a/documents/Liability_Waiver_Newport_Chess_Outreach.docx
+++ b/documents/Liability_Waiver_Newport_Chess_Outreach.docx
@@ -234,6 +234,11 @@
     <w:p>
       <w:pPr>
         <w:spacing w:before="100" w:after="100"/>
+        <w:rPr>
+          <w:rFonts w:ascii="Arial" w:eastAsia="Arial" w:hAnsi="Arial" w:cs="Arial"/>
+          <w:sz w:val="22"/>
+          <w:szCs w:val="22"/>
+        </w:rPr>
       </w:pPr>
       <w:r>
         <w:rPr>
